--- a/Plano de Gerenciamento/Plano-de-gerenciamento-de-configuração.docx
+++ b/Plano de Gerenciamento/Plano-de-gerenciamento-de-configuração.docx
@@ -184,7 +184,7 @@
                                     </pic:cNvPicPr>
                                   </pic:nvPicPr>
                                   <pic:blipFill>
-                                    <a:blip r:embed="rId12">
+                                    <a:blip r:embed="rId13">
                                       <a:extLst>
                                         <a:ext uri="{28A0092B-C50C-407E-A947-70E740481C1C}">
                                           <a14:useLocalDpi xmlns:a14="http://schemas.microsoft.com/office/drawing/2010/main" val="0"/>
@@ -236,7 +236,7 @@
           <w:color w:val="auto"/>
         </w:rPr>
         <w:sectPr>
-          <w:footerReference w:type="first" r:id="rId13"/>
+          <w:footerReference w:type="first" r:id="rId14"/>
           <w:pgSz w:w="11907" w:h="16840" w:code="9"/>
           <w:pgMar w:top="851" w:right="851" w:bottom="851" w:left="1418" w:header="851" w:footer="851" w:gutter="0"/>
           <w:cols w:space="708"/>
@@ -470,7 +470,11 @@
           </mc:Choice>
           <mc:Fallback>
             <w:pict>
-              <v:shape w14:anchorId="3D1132F9" id="Text Box 60" o:spid="_x0000_s1027" type="#_x0000_t202" style="position:absolute;left:0;text-align:left;margin-left:-70.5pt;margin-top:484.35pt;width:594.4pt;height:97.65pt;z-index:251658243;visibility:visible;mso-wrap-style:square;mso-width-percent:0;mso-height-percent:0;mso-wrap-distance-left:9pt;mso-wrap-distance-top:0;mso-wrap-distance-right:9pt;mso-wrap-distance-bottom:0;mso-position-horizontal:absolute;mso-position-horizontal-relative:text;mso-position-vertical:absolute;mso-position-vertical-relative:text;mso-width-percent:0;mso-height-percent:0;mso-width-relative:page;mso-height-relative:page;v-text-anchor:top" o:gfxdata="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" filled="f" stroked="f">
+              <v:shapetype w14:anchorId="3D1132F9" id="_x0000_t202" coordsize="21600,21600" o:spt="202" path="m,l,21600r21600,l21600,xe">
+                <v:stroke joinstyle="miter"/>
+                <v:path gradientshapeok="t" o:connecttype="rect"/>
+              </v:shapetype>
+              <v:shape id="Text Box 60" o:spid="_x0000_s1027" type="#_x0000_t202" style="position:absolute;left:0;text-align:left;margin-left:-70.5pt;margin-top:484.35pt;width:594.4pt;height:97.65pt;z-index:251658243;visibility:visible;mso-wrap-style:square;mso-width-percent:0;mso-height-percent:0;mso-wrap-distance-left:9pt;mso-wrap-distance-top:0;mso-wrap-distance-right:9pt;mso-wrap-distance-bottom:0;mso-position-horizontal:absolute;mso-position-horizontal-relative:text;mso-position-vertical:absolute;mso-position-vertical-relative:text;mso-width-percent:0;mso-height-percent:0;mso-width-relative:page;mso-height-relative:page;v-text-anchor:top" o:gfxdata="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" filled="f" stroked="f">
                 <v:textbox>
                   <w:txbxContent>
                     <w:tbl>
@@ -692,7 +696,7 @@
               </wp:anchor>
             </w:drawing>
           </mc:Choice>
-          <mc:Fallback xmlns:wp14="http://schemas.microsoft.com/office/word/2010/wordml" xmlns:pic="http://schemas.openxmlformats.org/drawingml/2006/picture" xmlns:a14="http://schemas.microsoft.com/office/drawing/2010/main" xmlns:a="http://schemas.openxmlformats.org/drawingml/2006/main">
+          <mc:Fallback xmlns:a="http://schemas.openxmlformats.org/drawingml/2006/main" xmlns:a14="http://schemas.microsoft.com/office/drawing/2010/main" xmlns:pic="http://schemas.openxmlformats.org/drawingml/2006/picture" xmlns:wp14="http://schemas.microsoft.com/office/word/2010/wordml">
             <w:pict w14:anchorId="5C1DB6C3">
               <v:rect id="Rectangle 56" style="position:absolute;margin-left:-76.25pt;margin-top:211.9pt;width:621pt;height:46.2pt;z-index:251655680;visibility:visible;mso-wrap-style:square;mso-width-percent:0;mso-height-percent:0;mso-wrap-distance-left:9pt;mso-wrap-distance-top:0;mso-wrap-distance-right:9pt;mso-wrap-distance-bottom:0;mso-position-horizontal:absolute;mso-position-horizontal-relative:text;mso-position-vertical:absolute;mso-position-vertical-relative:text;mso-width-percent:0;mso-height-percent:0;mso-width-relative:page;mso-height-relative:page;v-text-anchor:top" o:spid="_x0000_s1026" fillcolor="#548dd4 [1951]" stroked="f" w14:anchorId="12D0CFEF" o:gfxdata="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">
                 <v:shadow on="t" color="#1f497d [3215]" offset="1pt"/>
@@ -2797,12 +2801,12 @@
       <w:r>
         <w:br w:type="page"/>
       </w:r>
-      <w:bookmarkStart w:id="4" w:name="_Toc445121560"/>
+      <w:bookmarkStart w:id="2" w:name="_Toc445121560"/>
       <w:r>
         <w:lastRenderedPageBreak/>
         <w:t>Introdução</w:t>
       </w:r>
-      <w:bookmarkEnd w:id="4"/>
+      <w:bookmarkEnd w:id="2"/>
     </w:p>
     <w:p>
       <w:pPr>
@@ -2822,17 +2826,17 @@
       <w:pPr>
         <w:pStyle w:val="Ttulo2"/>
       </w:pPr>
-      <w:bookmarkStart w:id="5" w:name="_Toc445121561"/>
+      <w:bookmarkStart w:id="3" w:name="_Toc445121561"/>
       <w:r>
         <w:t>Objetivos</w:t>
       </w:r>
-      <w:bookmarkEnd w:id="5"/>
+      <w:bookmarkEnd w:id="3"/>
     </w:p>
     <w:p>
-      <w:bookmarkStart w:id="6" w:name="_Toc373942568"/>
-      <w:bookmarkStart w:id="7" w:name="_Toc124580856"/>
-      <w:bookmarkStart w:id="8" w:name="_Toc141271901"/>
-      <w:bookmarkEnd w:id="6"/>
+      <w:bookmarkStart w:id="4" w:name="_Toc373942568"/>
+      <w:bookmarkStart w:id="5" w:name="_Toc124580856"/>
+      <w:bookmarkStart w:id="6" w:name="_Toc141271901"/>
+      <w:bookmarkEnd w:id="4"/>
       <w:r>
         <w:t xml:space="preserve">O </w:t>
       </w:r>
@@ -2871,11 +2875,11 @@
       <w:pPr>
         <w:pStyle w:val="Ttulo2"/>
       </w:pPr>
-      <w:bookmarkStart w:id="9" w:name="_Toc445121562"/>
+      <w:bookmarkStart w:id="7" w:name="_Toc445121562"/>
       <w:r>
         <w:t>Escopo</w:t>
       </w:r>
-      <w:bookmarkEnd w:id="9"/>
+      <w:bookmarkEnd w:id="7"/>
     </w:p>
     <w:p>
       <w:r>
@@ -2894,13 +2898,13 @@
       <w:pPr>
         <w:pStyle w:val="Ttulo2"/>
       </w:pPr>
-      <w:bookmarkStart w:id="10" w:name="_Toc445121563"/>
-      <w:bookmarkEnd w:id="7"/>
+      <w:bookmarkStart w:id="8" w:name="_Toc445121563"/>
+      <w:bookmarkEnd w:id="5"/>
+      <w:bookmarkEnd w:id="6"/>
+      <w:r>
+        <w:t>Definições, Acrônimos e Abreviações</w:t>
+      </w:r>
       <w:bookmarkEnd w:id="8"/>
-      <w:r>
-        <w:t>Definições, Acrônimos e Abreviações</w:t>
-      </w:r>
-      <w:bookmarkEnd w:id="10"/>
     </w:p>
     <w:tbl>
       <w:tblPr>
@@ -3022,23 +3026,23 @@
       <w:pPr>
         <w:pStyle w:val="Ttulo2"/>
       </w:pPr>
-      <w:bookmarkStart w:id="11" w:name="_Toc373942571"/>
-      <w:bookmarkStart w:id="12" w:name="_Toc373942572"/>
-      <w:bookmarkStart w:id="13" w:name="_Toc373942573"/>
-      <w:bookmarkStart w:id="14" w:name="_Toc373942574"/>
-      <w:bookmarkStart w:id="15" w:name="_Toc373942575"/>
-      <w:bookmarkStart w:id="16" w:name="_Toc373942576"/>
-      <w:bookmarkStart w:id="17" w:name="_Toc445121564"/>
+      <w:bookmarkStart w:id="9" w:name="_Toc373942571"/>
+      <w:bookmarkStart w:id="10" w:name="_Toc373942572"/>
+      <w:bookmarkStart w:id="11" w:name="_Toc373942573"/>
+      <w:bookmarkStart w:id="12" w:name="_Toc373942574"/>
+      <w:bookmarkStart w:id="13" w:name="_Toc373942575"/>
+      <w:bookmarkStart w:id="14" w:name="_Toc373942576"/>
+      <w:bookmarkStart w:id="15" w:name="_Toc445121564"/>
+      <w:bookmarkEnd w:id="9"/>
+      <w:bookmarkEnd w:id="10"/>
       <w:bookmarkEnd w:id="11"/>
       <w:bookmarkEnd w:id="12"/>
       <w:bookmarkEnd w:id="13"/>
       <w:bookmarkEnd w:id="14"/>
+      <w:r>
+        <w:t>Referências</w:t>
+      </w:r>
       <w:bookmarkEnd w:id="15"/>
-      <w:bookmarkEnd w:id="16"/>
-      <w:r>
-        <w:t>Referências</w:t>
-      </w:r>
-      <w:bookmarkEnd w:id="17"/>
     </w:p>
     <w:p>
       <w:pPr>
@@ -3101,11 +3105,11 @@
       <w:pPr>
         <w:pStyle w:val="Ttulo2"/>
       </w:pPr>
-      <w:bookmarkStart w:id="18" w:name="_Toc445121565"/>
+      <w:bookmarkStart w:id="16" w:name="_Toc445121565"/>
       <w:r>
         <w:t>Evolução</w:t>
       </w:r>
-      <w:bookmarkEnd w:id="18"/>
+      <w:bookmarkEnd w:id="16"/>
     </w:p>
     <w:p>
       <w:pPr>
@@ -3241,7 +3245,7 @@
         </w:rPr>
         <w:t>Mudança no padrão de versionamento;</w:t>
       </w:r>
-      <w:bookmarkStart w:id="19" w:name="_Toc445121566"/>
+      <w:bookmarkStart w:id="17" w:name="_Toc445121566"/>
     </w:p>
     <w:p>
       <w:pPr>
@@ -3258,17 +3262,17 @@
         <w:lastRenderedPageBreak/>
         <w:t>Gerência de Configuração de Software</w:t>
       </w:r>
-      <w:bookmarkEnd w:id="19"/>
+      <w:bookmarkEnd w:id="17"/>
     </w:p>
     <w:p>
       <w:pPr>
         <w:pStyle w:val="Ttulo2"/>
       </w:pPr>
-      <w:bookmarkStart w:id="20" w:name="_Toc445121567"/>
+      <w:bookmarkStart w:id="18" w:name="_Toc445121567"/>
       <w:r>
         <w:t>Organização, Responsabilidades e Interfaces</w:t>
       </w:r>
-      <w:bookmarkEnd w:id="20"/>
+      <w:bookmarkEnd w:id="18"/>
     </w:p>
     <w:tbl>
       <w:tblPr>
@@ -3990,35 +3994,37 @@
           <w:lang w:eastAsia="en-US"/>
         </w:rPr>
       </w:pPr>
-      <w:bookmarkStart w:id="21" w:name="_Toc105239506"/>
-      <w:bookmarkStart w:id="22" w:name="_Toc106530458"/>
-      <w:bookmarkStart w:id="23" w:name="_Toc108314582"/>
-      <w:bookmarkStart w:id="24" w:name="_Toc105239507"/>
-      <w:bookmarkStart w:id="25" w:name="_Toc106530459"/>
-      <w:bookmarkStart w:id="26" w:name="_Toc108314583"/>
-      <w:bookmarkStart w:id="27" w:name="_Toc105239508"/>
-      <w:bookmarkStart w:id="28" w:name="_Toc106530460"/>
-      <w:bookmarkStart w:id="29" w:name="_Toc108314584"/>
-      <w:bookmarkStart w:id="30" w:name="_Toc105239509"/>
-      <w:bookmarkStart w:id="31" w:name="_Toc106530461"/>
-      <w:bookmarkStart w:id="32" w:name="_Toc108314585"/>
-      <w:bookmarkStart w:id="33" w:name="_Toc105239510"/>
-      <w:bookmarkStart w:id="34" w:name="_Toc106530462"/>
-      <w:bookmarkStart w:id="35" w:name="_Toc108314586"/>
-      <w:bookmarkStart w:id="36" w:name="_Toc89683843"/>
-      <w:bookmarkStart w:id="37" w:name="_Toc89685683"/>
-      <w:bookmarkStart w:id="38" w:name="_Toc101607302"/>
-      <w:bookmarkStart w:id="39" w:name="_Toc101693637"/>
-      <w:bookmarkStart w:id="40" w:name="_Toc101694965"/>
-      <w:bookmarkStart w:id="41" w:name="_Toc101695069"/>
-      <w:bookmarkStart w:id="42" w:name="_Toc101758356"/>
-      <w:bookmarkStart w:id="43" w:name="_Toc102181498"/>
-      <w:bookmarkStart w:id="44" w:name="_Toc102181678"/>
-      <w:bookmarkStart w:id="45" w:name="_Toc103996366"/>
-      <w:bookmarkStart w:id="46" w:name="_Toc103996482"/>
-      <w:bookmarkStart w:id="47" w:name="_Toc105239513"/>
-      <w:bookmarkStart w:id="48" w:name="_Toc106530465"/>
-      <w:bookmarkStart w:id="49" w:name="_Toc108314589"/>
+      <w:bookmarkStart w:id="19" w:name="_Toc105239506"/>
+      <w:bookmarkStart w:id="20" w:name="_Toc106530458"/>
+      <w:bookmarkStart w:id="21" w:name="_Toc108314582"/>
+      <w:bookmarkStart w:id="22" w:name="_Toc105239507"/>
+      <w:bookmarkStart w:id="23" w:name="_Toc106530459"/>
+      <w:bookmarkStart w:id="24" w:name="_Toc108314583"/>
+      <w:bookmarkStart w:id="25" w:name="_Toc105239508"/>
+      <w:bookmarkStart w:id="26" w:name="_Toc106530460"/>
+      <w:bookmarkStart w:id="27" w:name="_Toc108314584"/>
+      <w:bookmarkStart w:id="28" w:name="_Toc105239509"/>
+      <w:bookmarkStart w:id="29" w:name="_Toc106530461"/>
+      <w:bookmarkStart w:id="30" w:name="_Toc108314585"/>
+      <w:bookmarkStart w:id="31" w:name="_Toc105239510"/>
+      <w:bookmarkStart w:id="32" w:name="_Toc106530462"/>
+      <w:bookmarkStart w:id="33" w:name="_Toc108314586"/>
+      <w:bookmarkStart w:id="34" w:name="_Toc89683843"/>
+      <w:bookmarkStart w:id="35" w:name="_Toc89685683"/>
+      <w:bookmarkStart w:id="36" w:name="_Toc101607302"/>
+      <w:bookmarkStart w:id="37" w:name="_Toc101693637"/>
+      <w:bookmarkStart w:id="38" w:name="_Toc101694965"/>
+      <w:bookmarkStart w:id="39" w:name="_Toc101695069"/>
+      <w:bookmarkStart w:id="40" w:name="_Toc101758356"/>
+      <w:bookmarkStart w:id="41" w:name="_Toc102181498"/>
+      <w:bookmarkStart w:id="42" w:name="_Toc102181678"/>
+      <w:bookmarkStart w:id="43" w:name="_Toc103996366"/>
+      <w:bookmarkStart w:id="44" w:name="_Toc103996482"/>
+      <w:bookmarkStart w:id="45" w:name="_Toc105239513"/>
+      <w:bookmarkStart w:id="46" w:name="_Toc106530465"/>
+      <w:bookmarkStart w:id="47" w:name="_Toc108314589"/>
+      <w:bookmarkEnd w:id="19"/>
+      <w:bookmarkEnd w:id="20"/>
       <w:bookmarkEnd w:id="21"/>
       <w:bookmarkEnd w:id="22"/>
       <w:bookmarkEnd w:id="23"/>
@@ -4046,8 +4052,6 @@
       <w:bookmarkEnd w:id="45"/>
       <w:bookmarkEnd w:id="46"/>
       <w:bookmarkEnd w:id="47"/>
-      <w:bookmarkEnd w:id="48"/>
-      <w:bookmarkEnd w:id="49"/>
       <w:r>
         <w:br w:type="page"/>
       </w:r>
@@ -4056,7 +4060,7 @@
       <w:pPr>
         <w:pStyle w:val="Ttulo2"/>
       </w:pPr>
-      <w:bookmarkStart w:id="50" w:name="_Toc445121568"/>
+      <w:bookmarkStart w:id="48" w:name="_Toc445121568"/>
       <w:r>
         <w:lastRenderedPageBreak/>
         <w:t>Ferramentas, Ambiente</w:t>
@@ -4067,17 +4071,17 @@
       <w:r>
         <w:t xml:space="preserve"> e Infraestrutura</w:t>
       </w:r>
-      <w:bookmarkEnd w:id="50"/>
+      <w:bookmarkEnd w:id="48"/>
     </w:p>
     <w:p>
       <w:pPr>
         <w:pStyle w:val="Ttulo3"/>
       </w:pPr>
-      <w:bookmarkStart w:id="51" w:name="_Toc445121569"/>
+      <w:bookmarkStart w:id="49" w:name="_Toc445121569"/>
       <w:r>
         <w:t>Ferramentas</w:t>
       </w:r>
-      <w:bookmarkEnd w:id="51"/>
+      <w:bookmarkEnd w:id="49"/>
     </w:p>
     <w:tbl>
       <w:tblPr>
@@ -4219,7 +4223,7 @@
               <w:rPr>
                 <w:lang w:eastAsia="en-US"/>
               </w:rPr>
-              <w:t>5.1.1</w:t>
+              <w:t>4.5.1</w:t>
             </w:r>
           </w:p>
         </w:tc>
@@ -4229,21 +4233,13 @@
           </w:tcPr>
           <w:p>
             <w:r>
-              <w:t>Ferramenta de administração dos repositórios e usuários SVN, serviço disponibilizado n</w:t>
-            </w:r>
-            <w:r>
-              <w:t xml:space="preserve">o endereço: </w:t>
-            </w:r>
-            <w:hyperlink r:id="rId14" w:history="1">
-              <w:r>
-                <w:rPr>
-                  <w:rStyle w:val="Hyperlink"/>
-                </w:rPr>
-                <w:t>https://svnadm.saude.gov/csvn/</w:t>
-              </w:r>
-            </w:hyperlink>
-            <w:r>
-              <w:t xml:space="preserve"> </w:t>
+              <w:t xml:space="preserve">Ferramenta </w:t>
+            </w:r>
+            <w:r>
+              <w:t>utilizada para criação do jogo</w:t>
+            </w:r>
+            <w:r>
+              <w:t>.</w:t>
             </w:r>
           </w:p>
         </w:tc>
@@ -4263,7 +4259,6 @@
                 <w:lang w:eastAsia="en-US"/>
               </w:rPr>
             </w:pPr>
-            <w:proofErr w:type="spellStart"/>
             <w:r>
               <w:rPr>
                 <w:i/>
@@ -4271,13 +4266,19 @@
               </w:rPr>
               <w:t>Git</w:t>
             </w:r>
-            <w:proofErr w:type="spellEnd"/>
             <w:r>
               <w:rPr>
                 <w:i/>
                 <w:lang w:eastAsia="en-US"/>
               </w:rPr>
-              <w:t xml:space="preserve"> Hub</w:t>
+              <w:t>h</w:t>
+            </w:r>
+            <w:r>
+              <w:rPr>
+                <w:i/>
+                <w:lang w:eastAsia="en-US"/>
+              </w:rPr>
+              <w:t>ub</w:t>
             </w:r>
           </w:p>
         </w:tc>
@@ -4293,13 +4294,23 @@
                 <w:lang w:eastAsia="en-US"/>
               </w:rPr>
             </w:pPr>
+            <w:r>
+              <w:rPr>
+                <w:lang w:eastAsia="en-US"/>
+              </w:rPr>
+              <w:t>3.20</w:t>
+            </w:r>
           </w:p>
         </w:tc>
         <w:tc>
           <w:tcPr>
             <w:tcW w:w="6656" w:type="dxa"/>
           </w:tcPr>
-          <w:p/>
+          <w:p>
+            <w:r>
+              <w:t>Ferramenta utilizada para controle de versão dos arquivos e projetos.</w:t>
+            </w:r>
+          </w:p>
         </w:tc>
       </w:tr>
       <w:tr>
@@ -4340,13 +4351,23 @@
                 <w:lang w:eastAsia="en-US"/>
               </w:rPr>
             </w:pPr>
+            <w:r>
+              <w:rPr>
+                <w:lang w:eastAsia="en-US"/>
+              </w:rPr>
+              <w:t>11.3.x</w:t>
+            </w:r>
           </w:p>
         </w:tc>
         <w:tc>
           <w:tcPr>
             <w:tcW w:w="6656" w:type="dxa"/>
           </w:tcPr>
-          <w:p/>
+          <w:p>
+            <w:r>
+              <w:t>Ferramenta utilizada para gerenciamento do projeto.</w:t>
+            </w:r>
+          </w:p>
         </w:tc>
       </w:tr>
     </w:tbl>
@@ -4354,7 +4375,7 @@
       <w:pPr>
         <w:pStyle w:val="Ttulo3"/>
       </w:pPr>
-      <w:bookmarkStart w:id="52" w:name="_Toc445121570"/>
+      <w:bookmarkStart w:id="50" w:name="_Toc445121570"/>
       <w:r>
         <w:t>Ambientes</w:t>
       </w:r>
@@ -4475,7 +4496,7 @@
       <w:r>
         <w:t>Infraestrutura</w:t>
       </w:r>
-      <w:bookmarkEnd w:id="52"/>
+      <w:bookmarkEnd w:id="50"/>
     </w:p>
     <w:p>
       <w:pPr>
@@ -6712,79 +6733,79 @@
       <w:pPr>
         <w:pStyle w:val="Ttulo1"/>
       </w:pPr>
-      <w:bookmarkStart w:id="53" w:name="_Toc373942586"/>
-      <w:bookmarkStart w:id="54" w:name="_Toc445121571"/>
+      <w:bookmarkStart w:id="51" w:name="_Toc373942586"/>
+      <w:bookmarkStart w:id="52" w:name="_Toc445121571"/>
+      <w:bookmarkEnd w:id="51"/>
+      <w:r>
+        <w:t>o programa de gerenciamento de configuração</w:t>
+      </w:r>
+      <w:bookmarkEnd w:id="52"/>
+    </w:p>
+    <w:p>
+      <w:pPr>
+        <w:pStyle w:val="Ttulo2"/>
+      </w:pPr>
+      <w:bookmarkStart w:id="53" w:name="_Toc445121572"/>
+      <w:r>
+        <w:t>Identificação da Configuração</w:t>
+      </w:r>
       <w:bookmarkEnd w:id="53"/>
-      <w:r>
-        <w:t>o programa de gerenciamento de configuração</w:t>
+    </w:p>
+    <w:p>
+      <w:pPr>
+        <w:pStyle w:val="Ttulo3"/>
+      </w:pPr>
+      <w:bookmarkStart w:id="54" w:name="_Toc445121573"/>
+      <w:r>
+        <w:t>M</w:t>
+      </w:r>
+      <w:r>
+        <w:t>étodos de I</w:t>
+      </w:r>
+      <w:r>
+        <w:t>dentificação</w:t>
       </w:r>
       <w:bookmarkEnd w:id="54"/>
     </w:p>
     <w:p>
       <w:pPr>
-        <w:pStyle w:val="Ttulo2"/>
-      </w:pPr>
-      <w:bookmarkStart w:id="55" w:name="_Toc445121572"/>
-      <w:r>
-        <w:t>Identificação da Configuração</w:t>
-      </w:r>
-      <w:bookmarkEnd w:id="55"/>
+        <w:rPr>
+          <w:lang w:eastAsia="en-US"/>
+        </w:rPr>
+      </w:pPr>
+      <w:r>
+        <w:rPr>
+          <w:lang w:eastAsia="en-US"/>
+        </w:rPr>
+        <w:t xml:space="preserve">Os artefatos serão organizados em pastas com nomes claros e padronizados, seguindo as normas do CLEAN CODE. O versionamento de arquivos será feito por meio do </w:t>
+      </w:r>
+      <w:proofErr w:type="spellStart"/>
+      <w:r>
+        <w:rPr>
+          <w:lang w:eastAsia="en-US"/>
+        </w:rPr>
+        <w:t>Git</w:t>
+      </w:r>
+      <w:proofErr w:type="spellEnd"/>
+      <w:r>
+        <w:rPr>
+          <w:lang w:eastAsia="en-US"/>
+        </w:rPr>
+        <w:t>.</w:t>
+      </w:r>
     </w:p>
     <w:p>
       <w:pPr>
         <w:pStyle w:val="Ttulo3"/>
       </w:pPr>
-      <w:bookmarkStart w:id="56" w:name="_Toc445121573"/>
-      <w:r>
-        <w:t>M</w:t>
-      </w:r>
-      <w:r>
-        <w:t>étodos de I</w:t>
-      </w:r>
-      <w:r>
-        <w:t>dentificação</w:t>
-      </w:r>
-      <w:bookmarkEnd w:id="56"/>
-    </w:p>
-    <w:p>
-      <w:pPr>
-        <w:rPr>
-          <w:lang w:eastAsia="en-US"/>
-        </w:rPr>
-      </w:pPr>
-      <w:r>
-        <w:rPr>
-          <w:lang w:eastAsia="en-US"/>
-        </w:rPr>
-        <w:t xml:space="preserve">Os artefatos serão organizados em pastas com nomes claros e padronizados, seguindo as normas do CLEAN CODE. O versionamento de arquivos será feito por meio do </w:t>
-      </w:r>
-      <w:proofErr w:type="spellStart"/>
-      <w:r>
-        <w:rPr>
-          <w:lang w:eastAsia="en-US"/>
-        </w:rPr>
-        <w:t>Git</w:t>
-      </w:r>
-      <w:proofErr w:type="spellEnd"/>
-      <w:r>
-        <w:rPr>
-          <w:lang w:eastAsia="en-US"/>
-        </w:rPr>
-        <w:t>.</w:t>
-      </w:r>
-    </w:p>
-    <w:p>
-      <w:pPr>
-        <w:pStyle w:val="Ttulo3"/>
-      </w:pPr>
-      <w:bookmarkStart w:id="57" w:name="_Toc445121574"/>
+      <w:bookmarkStart w:id="55" w:name="_Toc445121574"/>
       <w:r>
         <w:t>Baselines do P</w:t>
       </w:r>
       <w:r>
         <w:t>rojeto</w:t>
       </w:r>
-      <w:bookmarkEnd w:id="57"/>
+      <w:bookmarkEnd w:id="55"/>
     </w:p>
     <w:p>
       <w:pPr>
@@ -7487,11 +7508,11 @@
       <w:pPr>
         <w:pStyle w:val="Ttulo3"/>
       </w:pPr>
-      <w:bookmarkStart w:id="58" w:name="_Toc445121575"/>
+      <w:bookmarkStart w:id="56" w:name="_Toc445121575"/>
       <w:r>
         <w:t>Estrutura do Repositório</w:t>
       </w:r>
-      <w:bookmarkEnd w:id="58"/>
+      <w:bookmarkEnd w:id="56"/>
     </w:p>
     <w:p>
       <w:pPr>
@@ -7528,6 +7549,7 @@
       </w:pPr>
       <w:r>
         <w:rPr>
+          <w:noProof/>
           <w:lang w:eastAsia="en-US"/>
         </w:rPr>
         <w:lastRenderedPageBreak/>
@@ -7572,21 +7594,21 @@
       <w:pPr>
         <w:pStyle w:val="Ttulo2"/>
       </w:pPr>
-      <w:bookmarkStart w:id="59" w:name="_Toc445121576"/>
+      <w:bookmarkStart w:id="57" w:name="_Toc445121576"/>
       <w:r>
         <w:t>Controle de Configuração e Mudança</w:t>
       </w:r>
-      <w:bookmarkEnd w:id="59"/>
+      <w:bookmarkEnd w:id="57"/>
     </w:p>
     <w:p>
       <w:pPr>
         <w:pStyle w:val="Ttulo3"/>
       </w:pPr>
-      <w:bookmarkStart w:id="60" w:name="_Toc445121577"/>
+      <w:bookmarkStart w:id="58" w:name="_Toc445121577"/>
       <w:r>
         <w:t>Processo de Solicitações de Mudança</w:t>
       </w:r>
-      <w:bookmarkEnd w:id="60"/>
+      <w:bookmarkEnd w:id="58"/>
     </w:p>
     <w:p>
       <w:pPr>
@@ -7739,11 +7761,11 @@
       <w:pPr>
         <w:pStyle w:val="Ttulo3"/>
       </w:pPr>
-      <w:bookmarkStart w:id="61" w:name="_Toc445121578"/>
+      <w:bookmarkStart w:id="59" w:name="_Toc445121578"/>
       <w:r>
         <w:t>Comitê de Controle de Mudança (CCB)</w:t>
       </w:r>
-      <w:bookmarkEnd w:id="61"/>
+      <w:bookmarkEnd w:id="59"/>
     </w:p>
     <w:p>
       <w:pPr>
@@ -7889,21 +7911,21 @@
       <w:pPr>
         <w:pStyle w:val="Ttulo2"/>
       </w:pPr>
-      <w:bookmarkStart w:id="62" w:name="_Toc445121579"/>
+      <w:bookmarkStart w:id="60" w:name="_Toc445121579"/>
       <w:r>
         <w:t>Estimativa do Status de Configuração</w:t>
       </w:r>
-      <w:bookmarkEnd w:id="62"/>
+      <w:bookmarkEnd w:id="60"/>
     </w:p>
     <w:p>
       <w:pPr>
         <w:pStyle w:val="Ttulo3"/>
       </w:pPr>
-      <w:bookmarkStart w:id="63" w:name="_Toc445121580"/>
+      <w:bookmarkStart w:id="61" w:name="_Toc445121580"/>
       <w:r>
         <w:t>Processo de Armazenamento e Liberação do Projeto</w:t>
       </w:r>
-      <w:bookmarkEnd w:id="63"/>
+      <w:bookmarkEnd w:id="61"/>
     </w:p>
     <w:p>
       <w:pPr>
@@ -7981,11 +8003,11 @@
       <w:pPr>
         <w:pStyle w:val="Ttulo3"/>
       </w:pPr>
-      <w:bookmarkStart w:id="64" w:name="_Toc445121581"/>
+      <w:bookmarkStart w:id="62" w:name="_Toc445121581"/>
       <w:r>
         <w:t>Relatórios e Auditorias</w:t>
       </w:r>
-      <w:bookmarkEnd w:id="64"/>
+      <w:bookmarkEnd w:id="62"/>
     </w:p>
     <w:p>
       <w:pPr>
@@ -8057,11 +8079,11 @@
       <w:pPr>
         <w:pStyle w:val="Ttulo1"/>
       </w:pPr>
-      <w:bookmarkStart w:id="65" w:name="_Toc445121582"/>
+      <w:bookmarkStart w:id="63" w:name="_Toc445121582"/>
       <w:r>
         <w:t>Marcos</w:t>
       </w:r>
-      <w:bookmarkEnd w:id="65"/>
+      <w:bookmarkEnd w:id="63"/>
     </w:p>
     <w:p>
       <w:pPr>
@@ -8496,12 +8518,12 @@
       <w:pPr>
         <w:pStyle w:val="Ttulo1"/>
       </w:pPr>
-      <w:bookmarkStart w:id="66" w:name="_Toc445121583"/>
+      <w:bookmarkStart w:id="64" w:name="_Toc445121583"/>
       <w:r>
         <w:lastRenderedPageBreak/>
         <w:t>Treinamento e Recursos</w:t>
       </w:r>
-      <w:bookmarkEnd w:id="66"/>
+      <w:bookmarkEnd w:id="64"/>
     </w:p>
     <w:p>
       <w:pPr>
@@ -8535,12 +8557,12 @@
       <w:pPr>
         <w:pStyle w:val="Ttulo1"/>
       </w:pPr>
-      <w:bookmarkStart w:id="67" w:name="_Toc445121584"/>
+      <w:bookmarkStart w:id="65" w:name="_Toc445121584"/>
       <w:r>
         <w:lastRenderedPageBreak/>
         <w:t>Controle de Software de Subcontratados e Fornecedores</w:t>
       </w:r>
-      <w:bookmarkEnd w:id="67"/>
+      <w:bookmarkEnd w:id="65"/>
     </w:p>
     <w:p>
       <w:pPr>
@@ -8628,8 +8650,8 @@
       <w:tblLook w:val="04A0" w:firstRow="1" w:lastRow="0" w:firstColumn="1" w:lastColumn="0" w:noHBand="0" w:noVBand="1"/>
     </w:tblPr>
     <w:tblGrid>
-      <w:gridCol w:w="7636"/>
-      <w:gridCol w:w="2002"/>
+      <w:gridCol w:w="7635"/>
+      <w:gridCol w:w="2003"/>
     </w:tblGrid>
     <w:tr>
       <w:tc>
@@ -13396,6 +13418,7 @@
     <w:sig w:usb0="E0002EFF" w:usb1="C000785B" w:usb2="00000009" w:usb3="00000000" w:csb0="000001FF" w:csb1="00000000"/>
   </w:font>
   <w:font w:name="MS Mincho">
+    <w:altName w:val="ＭＳ 明朝"/>
     <w:panose1 w:val="02020609040205080304"/>
     <w:charset w:val="80"/>
     <w:family w:val="modern"/>
@@ -13476,6 +13499,7 @@
     <w:rsid w:val="006D6E63"/>
     <w:rsid w:val="0071308A"/>
     <w:rsid w:val="00735DC1"/>
+    <w:rsid w:val="007C0443"/>
     <w:rsid w:val="00811DDB"/>
     <w:rsid w:val="008479BF"/>
     <w:rsid w:val="00865AA0"/>
@@ -13486,6 +13510,7 @@
     <w:rsid w:val="009950D7"/>
     <w:rsid w:val="009F40EB"/>
     <w:rsid w:val="00A26F04"/>
+    <w:rsid w:val="00A3385F"/>
     <w:rsid w:val="00B70B08"/>
     <w:rsid w:val="00B851EA"/>
     <w:rsid w:val="00BA5B9B"/>
@@ -14260,6 +14285,10 @@
 </file>
 
 <file path=customXml/item1.xml><?xml version="1.0" encoding="utf-8"?>
+<LongProperties xmlns="http://schemas.microsoft.com/office/2006/metadata/longProperties"/>
+</file>
+
+<file path=customXml/item2.xml><?xml version="1.0" encoding="utf-8"?>
 <?mso-contentType ?>
 <FormTemplates xmlns="http://schemas.microsoft.com/sharepoint/v3/contenttype/forms">
   <Display>DocumentLibraryForm</Display>
@@ -14268,21 +14297,7 @@
 </FormTemplates>
 </file>
 
-<file path=customXml/item2.xml><?xml version="1.0" encoding="utf-8"?>
-<LongProperties xmlns="http://schemas.microsoft.com/office/2006/metadata/longProperties"/>
-</file>
-
 <file path=customXml/item3.xml><?xml version="1.0" encoding="utf-8"?>
-<b:Sources xmlns:b="http://schemas.openxmlformats.org/officeDocument/2006/bibliography" xmlns="http://schemas.openxmlformats.org/officeDocument/2006/bibliography" SelectedStyle="\APA.XSL" StyleName="APA"/>
-</file>
-
-<file path=customXml/item4.xml><?xml version="1.0" encoding="utf-8"?>
-<p:properties xmlns:p="http://schemas.microsoft.com/office/2006/metadata/properties" xmlns:xsi="http://www.w3.org/2001/XMLSchema-instance">
-  <documentManagement/>
-</p:properties>
-</file>
-
-<file path=customXml/item5.xml><?xml version="1.0" encoding="utf-8"?>
 <ct:contentTypeSchema xmlns:ct="http://schemas.microsoft.com/office/2006/metadata/contentType" xmlns:ma="http://schemas.microsoft.com/office/2006/metadata/properties/metaAttributes" ct:_="" ma:_="" ma:contentTypeName="Documento" ma:contentTypeID="0x010100D56BFCD859847E47AAFB2EBA728B1E0F" ma:contentTypeVersion="3" ma:contentTypeDescription="Crie um novo documento." ma:contentTypeScope="" ma:versionID="3e4c15d4e755fc8c5942595cd9c7d1bf">
   <xsd:schema xmlns:xsd="http://www.w3.org/2001/XMLSchema" xmlns:xs="http://www.w3.org/2001/XMLSchema" xmlns:p="http://schemas.microsoft.com/office/2006/metadata/properties" xmlns:ns2="4b5935da-d870-427b-99b8-49e9dbb926db" targetNamespace="http://schemas.microsoft.com/office/2006/metadata/properties" ma:root="true" ma:fieldsID="fea8a3c7d66686e90e239da4490a63db" ns2:_="">
     <xsd:import namespace="4b5935da-d870-427b-99b8-49e9dbb926db"/>
@@ -14420,7 +14435,25 @@
 </ct:contentTypeSchema>
 </file>
 
+<file path=customXml/item4.xml><?xml version="1.0" encoding="utf-8"?>
+<p:properties xmlns:p="http://schemas.microsoft.com/office/2006/metadata/properties" xmlns:xsi="http://www.w3.org/2001/XMLSchema-instance">
+  <documentManagement/>
+</p:properties>
+</file>
+
+<file path=customXml/item5.xml><?xml version="1.0" encoding="utf-8"?>
+<b:Sources xmlns:b="http://schemas.openxmlformats.org/officeDocument/2006/bibliography" xmlns="http://schemas.openxmlformats.org/officeDocument/2006/bibliography" SelectedStyle="\APA.XSL" StyleName="APA"/>
+</file>
+
 <file path=customXml/itemProps1.xml><?xml version="1.0" encoding="utf-8"?>
+<ds:datastoreItem xmlns:ds="http://schemas.openxmlformats.org/officeDocument/2006/customXml" ds:itemID="{99F6D406-7C89-4771-BC99-299BC4D94323}">
+  <ds:schemaRefs>
+    <ds:schemaRef ds:uri="http://schemas.microsoft.com/office/2006/metadata/longProperties"/>
+  </ds:schemaRefs>
+</ds:datastoreItem>
+</file>
+
+<file path=customXml/itemProps2.xml><?xml version="1.0" encoding="utf-8"?>
 <ds:datastoreItem xmlns:ds="http://schemas.openxmlformats.org/officeDocument/2006/customXml" ds:itemID="{CC62CF0B-F3E3-46F2-A720-2CD537D9FE02}">
   <ds:schemaRefs>
     <ds:schemaRef ds:uri="http://schemas.microsoft.com/sharepoint/v3/contenttype/forms"/>
@@ -14428,31 +14461,7 @@
 </ds:datastoreItem>
 </file>
 
-<file path=customXml/itemProps2.xml><?xml version="1.0" encoding="utf-8"?>
-<ds:datastoreItem xmlns:ds="http://schemas.openxmlformats.org/officeDocument/2006/customXml" ds:itemID="{99F6D406-7C89-4771-BC99-299BC4D94323}">
-  <ds:schemaRefs>
-    <ds:schemaRef ds:uri="http://schemas.microsoft.com/office/2006/metadata/longProperties"/>
-  </ds:schemaRefs>
-</ds:datastoreItem>
-</file>
-
 <file path=customXml/itemProps3.xml><?xml version="1.0" encoding="utf-8"?>
-<ds:datastoreItem xmlns:ds="http://schemas.openxmlformats.org/officeDocument/2006/customXml" ds:itemID="{98F656CE-A108-4416-9E87-C47FFE96CAC8}">
-  <ds:schemaRefs>
-    <ds:schemaRef ds:uri="http://schemas.openxmlformats.org/officeDocument/2006/bibliography"/>
-  </ds:schemaRefs>
-</ds:datastoreItem>
-</file>
-
-<file path=customXml/itemProps4.xml><?xml version="1.0" encoding="utf-8"?>
-<ds:datastoreItem xmlns:ds="http://schemas.openxmlformats.org/officeDocument/2006/customXml" ds:itemID="{9A565CC7-915D-48B7-AECF-629ACF2A4C12}">
-  <ds:schemaRefs>
-    <ds:schemaRef ds:uri="http://schemas.microsoft.com/office/2006/metadata/properties"/>
-  </ds:schemaRefs>
-</ds:datastoreItem>
-</file>
-
-<file path=customXml/itemProps5.xml><?xml version="1.0" encoding="utf-8"?>
 <ds:datastoreItem xmlns:ds="http://schemas.openxmlformats.org/officeDocument/2006/customXml" ds:itemID="{6C0E8DE7-E537-44C1-8A1A-B2B53CD46231}">
   <ds:schemaRefs>
     <ds:schemaRef ds:uri="http://schemas.microsoft.com/office/2006/metadata/contentType"/>
@@ -14468,4 +14477,20 @@
     <ds:schemaRef ds:uri="http://schemas.microsoft.com/internal/obd"/>
   </ds:schemaRefs>
 </ds:datastoreItem>
+</file>
+
+<file path=customXml/itemProps4.xml><?xml version="1.0" encoding="utf-8"?>
+<ds:datastoreItem xmlns:ds="http://schemas.openxmlformats.org/officeDocument/2006/customXml" ds:itemID="{9A565CC7-915D-48B7-AECF-629ACF2A4C12}">
+  <ds:schemaRefs>
+    <ds:schemaRef ds:uri="http://schemas.microsoft.com/office/2006/metadata/properties"/>
+  </ds:schemaRefs>
+</ds:datastoreItem>
+</file>
+
+<file path=customXml/itemProps5.xml><?xml version="1.0" encoding="utf-8"?>
+<ds:datastoreItem xmlns:ds="http://schemas.openxmlformats.org/officeDocument/2006/customXml" ds:itemID="{98F656CE-A108-4416-9E87-C47FFE96CAC8}">
+  <ds:schemaRefs>
+    <ds:schemaRef ds:uri="http://schemas.openxmlformats.org/officeDocument/2006/bibliography"/>
+  </ds:schemaRefs>
+</ds:datastoreItem>
 </file>